--- a/reports/final_report/bao_cao.docx
+++ b/reports/final_report/bao_cao.docx
@@ -260,7 +260,7 @@
       <w:pPr>
         <w:sectPr>
           <w:pgSz w:w="12240" w:h="15840"/>
-          <w:pgMar w:top="1134" w:right="1134" w:bottom="1134" w:left="1701" w:header="720" w:footer="720" w:gutter="0"/>
+          <w:pgMar w:top="1701" w:right="1134" w:bottom="1701" w:left="1701" w:header="720" w:footer="720" w:gutter="0"/>
           <w:pgBorders w:offsetFrom="page">
             <w:top w:val="single" w:sz="24" w:space="24" w:color="1B365D"/>
             <w:left w:val="single" w:sz="24" w:space="24" w:color="1B365D"/>
@@ -280,10 +280,11 @@
         <w:rPr>
           <w:rFonts w:ascii="Times New Roman" w:hAnsi="Times New Roman" w:cs="Times New Roman" w:eastAsia="Times New Roman"/>
           <w:b/>
+          <w:i w:val="0"/>
           <w:color w:val="1B365D"/>
           <w:sz w:val="30"/>
         </w:rPr>
-        <w:t>Tóm tắt</w:t>
+        <w:t>TÓM TẮT</w:t>
       </w:r>
     </w:p>
     <w:p>
@@ -342,10 +343,11 @@
         <w:rPr>
           <w:rFonts w:ascii="Times New Roman" w:hAnsi="Times New Roman" w:cs="Times New Roman" w:eastAsia="Times New Roman"/>
           <w:b/>
+          <w:i w:val="0"/>
           <w:color w:val="1B365D"/>
           <w:sz w:val="30"/>
         </w:rPr>
-        <w:t>Mục lục</w:t>
+        <w:t>MỤC LỤC</w:t>
       </w:r>
     </w:p>
     <w:p>
@@ -370,10 +372,11 @@
         <w:rPr>
           <w:rFonts w:ascii="Times New Roman" w:hAnsi="Times New Roman" w:cs="Times New Roman" w:eastAsia="Times New Roman"/>
           <w:b/>
+          <w:i w:val="0"/>
           <w:color w:val="1B365D"/>
           <w:sz w:val="30"/>
         </w:rPr>
-        <w:t>Chương 1: Tổng quan đề tài và cơ sở lý thuyết</w:t>
+        <w:t>CHƯƠNG 1: TỔNG QUAN ĐỀ TÀI VÀ CƠ SỞ LÝ THUYẾT</w:t>
       </w:r>
     </w:p>
     <w:p>
@@ -384,6 +387,7 @@
         <w:rPr>
           <w:rFonts w:ascii="Times New Roman" w:hAnsi="Times New Roman" w:cs="Times New Roman" w:eastAsia="Times New Roman"/>
           <w:b/>
+          <w:i w:val="0"/>
           <w:color w:val="000000"/>
           <w:sz w:val="27"/>
         </w:rPr>
@@ -422,6 +426,7 @@
         <w:rPr>
           <w:rFonts w:ascii="Times New Roman" w:hAnsi="Times New Roman" w:cs="Times New Roman" w:eastAsia="Times New Roman"/>
           <w:b/>
+          <w:i w:val="0"/>
           <w:color w:val="000000"/>
           <w:sz w:val="27"/>
         </w:rPr>
@@ -496,6 +501,7 @@
         <w:rPr>
           <w:rFonts w:ascii="Times New Roman" w:hAnsi="Times New Roman" w:cs="Times New Roman" w:eastAsia="Times New Roman"/>
           <w:b/>
+          <w:i w:val="0"/>
           <w:color w:val="000000"/>
           <w:sz w:val="27"/>
         </w:rPr>
@@ -550,6 +556,7 @@
         <w:rPr>
           <w:rFonts w:ascii="Times New Roman" w:hAnsi="Times New Roman" w:cs="Times New Roman" w:eastAsia="Times New Roman"/>
           <w:b/>
+          <w:i w:val="0"/>
           <w:color w:val="000000"/>
           <w:sz w:val="27"/>
         </w:rPr>
@@ -580,6 +587,7 @@
         <w:rPr>
           <w:rFonts w:ascii="Times New Roman" w:hAnsi="Times New Roman" w:cs="Times New Roman" w:eastAsia="Times New Roman"/>
           <w:b/>
+          <w:i w:val="0"/>
           <w:color w:val="000000"/>
           <w:sz w:val="27"/>
         </w:rPr>
@@ -622,6 +630,7 @@
         <w:rPr>
           <w:rFonts w:ascii="Times New Roman" w:hAnsi="Times New Roman" w:cs="Times New Roman" w:eastAsia="Times New Roman"/>
           <w:b/>
+          <w:i w:val="0"/>
           <w:color w:val="000000"/>
           <w:sz w:val="27"/>
         </w:rPr>
@@ -1428,6 +1437,7 @@
         <w:rPr>
           <w:rFonts w:ascii="Times New Roman" w:hAnsi="Times New Roman" w:cs="Times New Roman" w:eastAsia="Times New Roman"/>
           <w:b/>
+          <w:i w:val="0"/>
           <w:color w:val="000000"/>
           <w:sz w:val="27"/>
         </w:rPr>
@@ -1526,6 +1536,7 @@
         <w:rPr>
           <w:rFonts w:ascii="Times New Roman" w:hAnsi="Times New Roman" w:cs="Times New Roman" w:eastAsia="Times New Roman"/>
           <w:b/>
+          <w:i w:val="0"/>
           <w:color w:val="000000"/>
           <w:sz w:val="27"/>
         </w:rPr>
@@ -2579,10 +2590,11 @@
         <w:rPr>
           <w:rFonts w:ascii="Times New Roman" w:hAnsi="Times New Roman" w:cs="Times New Roman" w:eastAsia="Times New Roman"/>
           <w:b/>
+          <w:i w:val="0"/>
           <w:color w:val="1B365D"/>
           <w:sz w:val="30"/>
         </w:rPr>
-        <w:t>Chương 2: Thu thập dữ liệu và khám phá EDA</w:t>
+        <w:t>CHƯƠNG 2: THU THẬP DỮ LIỆU VÀ KHÁM PHÁ EDA</w:t>
       </w:r>
     </w:p>
     <w:p>
@@ -2593,6 +2605,7 @@
         <w:rPr>
           <w:rFonts w:ascii="Times New Roman" w:hAnsi="Times New Roman" w:cs="Times New Roman" w:eastAsia="Times New Roman"/>
           <w:b/>
+          <w:i w:val="0"/>
           <w:color w:val="000000"/>
           <w:sz w:val="27"/>
         </w:rPr>
@@ -3285,6 +3298,7 @@
         <w:rPr>
           <w:rFonts w:ascii="Times New Roman" w:hAnsi="Times New Roman" w:cs="Times New Roman" w:eastAsia="Times New Roman"/>
           <w:b/>
+          <w:i w:val="0"/>
           <w:color w:val="000000"/>
           <w:sz w:val="27"/>
         </w:rPr>
@@ -3531,6 +3545,7 @@
         <w:rPr>
           <w:rFonts w:ascii="Times New Roman" w:hAnsi="Times New Roman" w:cs="Times New Roman" w:eastAsia="Times New Roman"/>
           <w:b/>
+          <w:i w:val="0"/>
           <w:color w:val="000000"/>
           <w:sz w:val="27"/>
         </w:rPr>
@@ -3597,6 +3612,7 @@
         <w:rPr>
           <w:rFonts w:ascii="Times New Roman" w:hAnsi="Times New Roman" w:cs="Times New Roman" w:eastAsia="Times New Roman"/>
           <w:b/>
+          <w:i w:val="0"/>
           <w:color w:val="000000"/>
           <w:sz w:val="27"/>
         </w:rPr>
@@ -3771,6 +3787,7 @@
         <w:rPr>
           <w:rFonts w:ascii="Times New Roman" w:hAnsi="Times New Roman" w:cs="Times New Roman" w:eastAsia="Times New Roman"/>
           <w:b/>
+          <w:i w:val="0"/>
           <w:color w:val="000000"/>
           <w:sz w:val="27"/>
         </w:rPr>
@@ -3901,6 +3918,7 @@
         <w:rPr>
           <w:rFonts w:ascii="Times New Roman" w:hAnsi="Times New Roman" w:cs="Times New Roman" w:eastAsia="Times New Roman"/>
           <w:b/>
+          <w:i w:val="0"/>
           <w:color w:val="000000"/>
           <w:sz w:val="27"/>
         </w:rPr>
@@ -4022,6 +4040,7 @@
         <w:rPr>
           <w:rFonts w:ascii="Times New Roman" w:hAnsi="Times New Roman" w:cs="Times New Roman" w:eastAsia="Times New Roman"/>
           <w:b/>
+          <w:i w:val="0"/>
           <w:color w:val="000000"/>
           <w:sz w:val="27"/>
         </w:rPr>
@@ -4119,6 +4138,7 @@
         <w:rPr>
           <w:rFonts w:ascii="Times New Roman" w:hAnsi="Times New Roman" w:cs="Times New Roman" w:eastAsia="Times New Roman"/>
           <w:b/>
+          <w:i w:val="0"/>
           <w:color w:val="000000"/>
           <w:sz w:val="27"/>
         </w:rPr>
@@ -4204,6 +4224,7 @@
         <w:rPr>
           <w:rFonts w:ascii="Times New Roman" w:hAnsi="Times New Roman" w:cs="Times New Roman" w:eastAsia="Times New Roman"/>
           <w:b/>
+          <w:i w:val="0"/>
           <w:color w:val="000000"/>
           <w:sz w:val="27"/>
         </w:rPr>
@@ -4226,10 +4247,11 @@
         <w:rPr>
           <w:rFonts w:ascii="Times New Roman" w:hAnsi="Times New Roman" w:cs="Times New Roman" w:eastAsia="Times New Roman"/>
           <w:b/>
+          <w:i w:val="0"/>
           <w:color w:val="1B365D"/>
           <w:sz w:val="30"/>
         </w:rPr>
-        <w:t>Chương 3: Phương pháp luận và thử nghiệm mô hình</w:t>
+        <w:t>CHƯƠNG 3: PHƯƠNG PHÁP LUẬN VÀ THỬ NGHIỆM MÔ HÌNH</w:t>
       </w:r>
     </w:p>
     <w:p>
@@ -4240,6 +4262,7 @@
         <w:rPr>
           <w:rFonts w:ascii="Times New Roman" w:hAnsi="Times New Roman" w:cs="Times New Roman" w:eastAsia="Times New Roman"/>
           <w:b/>
+          <w:i w:val="0"/>
           <w:color w:val="000000"/>
           <w:sz w:val="27"/>
         </w:rPr>
@@ -4262,6 +4285,7 @@
         <w:rPr>
           <w:rFonts w:ascii="Times New Roman" w:hAnsi="Times New Roman" w:cs="Times New Roman" w:eastAsia="Times New Roman"/>
           <w:b/>
+          <w:i w:val="0"/>
           <w:color w:val="000000"/>
           <w:sz w:val="27"/>
         </w:rPr>
@@ -5216,6 +5240,7 @@
         <w:rPr>
           <w:rFonts w:ascii="Times New Roman" w:hAnsi="Times New Roman" w:cs="Times New Roman" w:eastAsia="Times New Roman"/>
           <w:b/>
+          <w:i w:val="0"/>
           <w:color w:val="000000"/>
           <w:sz w:val="27"/>
         </w:rPr>
@@ -5302,6 +5327,7 @@
         <w:rPr>
           <w:rFonts w:ascii="Times New Roman" w:hAnsi="Times New Roman" w:cs="Times New Roman" w:eastAsia="Times New Roman"/>
           <w:b/>
+          <w:i w:val="0"/>
           <w:color w:val="000000"/>
           <w:sz w:val="27"/>
         </w:rPr>
@@ -5368,6 +5394,7 @@
         <w:rPr>
           <w:rFonts w:ascii="Times New Roman" w:hAnsi="Times New Roman" w:cs="Times New Roman" w:eastAsia="Times New Roman"/>
           <w:b/>
+          <w:i w:val="0"/>
           <w:color w:val="000000"/>
           <w:sz w:val="27"/>
         </w:rPr>
@@ -6053,6 +6080,7 @@
         <w:rPr>
           <w:rFonts w:ascii="Times New Roman" w:hAnsi="Times New Roman" w:cs="Times New Roman" w:eastAsia="Times New Roman"/>
           <w:b/>
+          <w:i w:val="0"/>
           <w:color w:val="000000"/>
           <w:sz w:val="27"/>
         </w:rPr>
@@ -6147,6 +6175,7 @@
         <w:rPr>
           <w:rFonts w:ascii="Times New Roman" w:hAnsi="Times New Roman" w:cs="Times New Roman" w:eastAsia="Times New Roman"/>
           <w:b/>
+          <w:i w:val="0"/>
           <w:color w:val="000000"/>
           <w:sz w:val="27"/>
         </w:rPr>
@@ -6847,6 +6876,7 @@
         <w:rPr>
           <w:rFonts w:ascii="Times New Roman" w:hAnsi="Times New Roman" w:cs="Times New Roman" w:eastAsia="Times New Roman"/>
           <w:b/>
+          <w:i w:val="0"/>
           <w:color w:val="000000"/>
           <w:sz w:val="27"/>
         </w:rPr>
@@ -8883,6 +8913,7 @@
         <w:rPr>
           <w:rFonts w:ascii="Times New Roman" w:hAnsi="Times New Roman" w:cs="Times New Roman" w:eastAsia="Times New Roman"/>
           <w:b/>
+          <w:i w:val="0"/>
           <w:color w:val="000000"/>
           <w:sz w:val="27"/>
         </w:rPr>
@@ -8917,10 +8948,11 @@
         <w:rPr>
           <w:rFonts w:ascii="Times New Roman" w:hAnsi="Times New Roman" w:cs="Times New Roman" w:eastAsia="Times New Roman"/>
           <w:b/>
+          <w:i w:val="0"/>
           <w:color w:val="1B365D"/>
           <w:sz w:val="30"/>
         </w:rPr>
-        <w:t>Chương 4: Kết quả thực nghiệm và diễn giải tri thức</w:t>
+        <w:t>CHƯƠNG 4: KẾT QUẢ THỰC NGHIỆM VÀ DIỄN GIẢI TRI THỨC</w:t>
       </w:r>
     </w:p>
     <w:p>
@@ -8931,6 +8963,7 @@
         <w:rPr>
           <w:rFonts w:ascii="Times New Roman" w:hAnsi="Times New Roman" w:cs="Times New Roman" w:eastAsia="Times New Roman"/>
           <w:b/>
+          <w:i w:val="0"/>
           <w:color w:val="000000"/>
           <w:sz w:val="27"/>
         </w:rPr>
@@ -9752,6 +9785,7 @@
         <w:rPr>
           <w:rFonts w:ascii="Times New Roman" w:hAnsi="Times New Roman" w:cs="Times New Roman" w:eastAsia="Times New Roman"/>
           <w:b/>
+          <w:i w:val="0"/>
           <w:color w:val="000000"/>
           <w:sz w:val="27"/>
         </w:rPr>
@@ -10573,6 +10607,7 @@
         <w:rPr>
           <w:rFonts w:ascii="Times New Roman" w:hAnsi="Times New Roman" w:cs="Times New Roman" w:eastAsia="Times New Roman"/>
           <w:b/>
+          <w:i w:val="0"/>
           <w:color w:val="000000"/>
           <w:sz w:val="27"/>
         </w:rPr>
@@ -12084,6 +12119,7 @@
         <w:rPr>
           <w:rFonts w:ascii="Times New Roman" w:hAnsi="Times New Roman" w:cs="Times New Roman" w:eastAsia="Times New Roman"/>
           <w:b/>
+          <w:i w:val="0"/>
           <w:color w:val="000000"/>
           <w:sz w:val="27"/>
         </w:rPr>
@@ -12855,6 +12891,7 @@
         <w:rPr>
           <w:rFonts w:ascii="Times New Roman" w:hAnsi="Times New Roman" w:cs="Times New Roman" w:eastAsia="Times New Roman"/>
           <w:b/>
+          <w:i w:val="0"/>
           <w:color w:val="000000"/>
           <w:sz w:val="27"/>
         </w:rPr>
@@ -14509,6 +14546,7 @@
         <w:rPr>
           <w:rFonts w:ascii="Times New Roman" w:hAnsi="Times New Roman" w:cs="Times New Roman" w:eastAsia="Times New Roman"/>
           <w:b/>
+          <w:i w:val="0"/>
           <w:color w:val="000000"/>
           <w:sz w:val="27"/>
         </w:rPr>
@@ -16208,6 +16246,7 @@
         <w:rPr>
           <w:rFonts w:ascii="Times New Roman" w:hAnsi="Times New Roman" w:cs="Times New Roman" w:eastAsia="Times New Roman"/>
           <w:b/>
+          <w:i w:val="0"/>
           <w:color w:val="000000"/>
           <w:sz w:val="27"/>
         </w:rPr>
@@ -16844,6 +16883,7 @@
         <w:rPr>
           <w:rFonts w:ascii="Times New Roman" w:hAnsi="Times New Roman" w:cs="Times New Roman" w:eastAsia="Times New Roman"/>
           <w:b/>
+          <w:i w:val="0"/>
           <w:color w:val="000000"/>
           <w:sz w:val="27"/>
         </w:rPr>
@@ -16984,6 +17024,7 @@
         <w:rPr>
           <w:rFonts w:ascii="Times New Roman" w:hAnsi="Times New Roman" w:cs="Times New Roman" w:eastAsia="Times New Roman"/>
           <w:b/>
+          <w:i w:val="0"/>
           <w:color w:val="000000"/>
           <w:sz w:val="27"/>
         </w:rPr>
@@ -17006,10 +17047,11 @@
         <w:rPr>
           <w:rFonts w:ascii="Times New Roman" w:hAnsi="Times New Roman" w:cs="Times New Roman" w:eastAsia="Times New Roman"/>
           <w:b/>
+          <w:i w:val="0"/>
           <w:color w:val="1B365D"/>
           <w:sz w:val="30"/>
         </w:rPr>
-        <w:t>Chương 5: Ứng dụng demo, kết luận và hướng phát triển</w:t>
+        <w:t>CHƯƠNG 5: ỨNG DỤNG DEMO, KẾT LUẬN VÀ HƯỚNG PHÁT TRIỂN</w:t>
       </w:r>
     </w:p>
     <w:p>
@@ -17020,6 +17062,7 @@
         <w:rPr>
           <w:rFonts w:ascii="Times New Roman" w:hAnsi="Times New Roman" w:cs="Times New Roman" w:eastAsia="Times New Roman"/>
           <w:b/>
+          <w:i w:val="0"/>
           <w:color w:val="000000"/>
           <w:sz w:val="27"/>
         </w:rPr>
@@ -17197,6 +17240,7 @@
         <w:rPr>
           <w:rFonts w:ascii="Times New Roman" w:hAnsi="Times New Roman" w:cs="Times New Roman" w:eastAsia="Times New Roman"/>
           <w:b/>
+          <w:i w:val="0"/>
           <w:color w:val="000000"/>
           <w:sz w:val="27"/>
         </w:rPr>
@@ -17263,6 +17307,7 @@
         <w:rPr>
           <w:rFonts w:ascii="Times New Roman" w:hAnsi="Times New Roman" w:cs="Times New Roman" w:eastAsia="Times New Roman"/>
           <w:b/>
+          <w:i w:val="0"/>
           <w:color w:val="000000"/>
           <w:sz w:val="27"/>
         </w:rPr>
@@ -17332,6 +17377,7 @@
         <w:rPr>
           <w:rFonts w:ascii="Times New Roman" w:hAnsi="Times New Roman" w:cs="Times New Roman" w:eastAsia="Times New Roman"/>
           <w:b/>
+          <w:i w:val="0"/>
           <w:color w:val="000000"/>
           <w:sz w:val="27"/>
         </w:rPr>
@@ -17370,6 +17416,7 @@
         <w:rPr>
           <w:rFonts w:ascii="Times New Roman" w:hAnsi="Times New Roman" w:cs="Times New Roman" w:eastAsia="Times New Roman"/>
           <w:b/>
+          <w:i w:val="0"/>
           <w:color w:val="000000"/>
           <w:sz w:val="27"/>
         </w:rPr>
@@ -17439,6 +17486,7 @@
         <w:rPr>
           <w:rFonts w:ascii="Times New Roman" w:hAnsi="Times New Roman" w:cs="Times New Roman" w:eastAsia="Times New Roman"/>
           <w:b/>
+          <w:i w:val="0"/>
           <w:color w:val="000000"/>
           <w:sz w:val="27"/>
         </w:rPr>
@@ -17461,10 +17509,11 @@
         <w:rPr>
           <w:rFonts w:ascii="Times New Roman" w:hAnsi="Times New Roman" w:cs="Times New Roman" w:eastAsia="Times New Roman"/>
           <w:b/>
+          <w:i w:val="0"/>
           <w:color w:val="1B365D"/>
           <w:sz w:val="30"/>
         </w:rPr>
-        <w:t>Tài liệu tham khảo</w:t>
+        <w:t>TÀI LIỆU THAM KHẢO</w:t>
       </w:r>
     </w:p>
     <w:p>
@@ -17575,10 +17624,11 @@
         <w:rPr>
           <w:rFonts w:ascii="Times New Roman" w:hAnsi="Times New Roman" w:cs="Times New Roman" w:eastAsia="Times New Roman"/>
           <w:b/>
+          <w:i w:val="0"/>
           <w:color w:val="1B365D"/>
           <w:sz w:val="30"/>
         </w:rPr>
-        <w:t>Phụ lục A: Bảng khảo sát số cụm năm 2019</w:t>
+        <w:t>PHỤ LỤC A: BẢNG KHẢO SÁT SỐ CỤM NĂM 2019</w:t>
       </w:r>
     </w:p>
     <w:p>
@@ -18380,10 +18430,11 @@
         <w:rPr>
           <w:rFonts w:ascii="Times New Roman" w:hAnsi="Times New Roman" w:cs="Times New Roman" w:eastAsia="Times New Roman"/>
           <w:b/>
+          <w:i w:val="0"/>
           <w:color w:val="1B365D"/>
           <w:sz w:val="30"/>
         </w:rPr>
-        <w:t>Phụ lục B: Kết quả quét tham số DBSCAN năm 2019</w:t>
+        <w:t>PHỤ LỤC B: KẾT QUẢ QUÉT THAM SỐ DBSCAN NĂM 2019</w:t>
       </w:r>
     </w:p>
     <w:p>
@@ -20298,7 +20349,7 @@
       <w:headerReference w:type="default" r:id="rId9"/>
       <w:footerReference w:type="default" r:id="rId10"/>
       <w:pgSz w:w="12240" w:h="15840"/>
-      <w:pgMar w:top="1134" w:right="1134" w:bottom="1134" w:left="1701" w:header="720" w:footer="720" w:gutter="0"/>
+      <w:pgMar w:top="1701" w:right="1134" w:bottom="1701" w:left="1701" w:header="720" w:footer="720" w:gutter="0"/>
       <w:pgBorders w:offsetFrom="page">
         <w:top w:val="single" w:sz="24" w:space="24" w:color="1B365D"/>
         <w:left w:val="single" w:sz="24" w:space="24" w:color="1B365D"/>
@@ -20725,7 +20776,7 @@
     <w:qFormat/>
     <w:rsid w:val="00FC693F"/>
     <w:pPr>
-      <w:spacing w:line="312" w:lineRule="auto" w:after="80" w:before="0"/>
+      <w:spacing w:line="360" w:lineRule="auto" w:after="80" w:before="0"/>
       <w:jc w:val="both"/>
     </w:pPr>
     <w:rPr>
@@ -20843,7 +20894,7 @@
     </w:pPr>
     <w:rPr>
       <w:rFonts w:ascii="Times New Roman" w:hAnsi="Times New Roman" w:cs="Times New Roman" w:eastAsia="Times New Roman"/>
-      <w:b/>
+      <w:b w:val="0"/>
       <w:bCs/>
       <w:i/>
       <w:color w:val="000000"/>
@@ -21263,7 +21314,7 @@
       <w:numPr>
         <w:numId w:val="1"/>
       </w:numPr>
-      <w:spacing w:after="40"/>
+      <w:spacing w:line="360" w:lineRule="auto" w:after="40"/>
       <w:contextualSpacing/>
     </w:pPr>
     <w:rPr>
@@ -21307,7 +21358,7 @@
       <w:numPr>
         <w:numId w:val="5"/>
       </w:numPr>
-      <w:spacing w:after="40"/>
+      <w:spacing w:line="360" w:lineRule="auto" w:after="40"/>
       <w:contextualSpacing/>
     </w:pPr>
     <w:rPr>
